--- a/public/plantillas/F005.docx
+++ b/public/plantillas/F005.docx
@@ -810,8 +810,15 @@
       <w:r>
         <w:rPr>
           <w:rFonts w:ascii="Arial" w:hAnsi="Arial" w:cs="Arial"/>
-        </w:rPr>
-        <w:t>{el_automoviles} Automóviles</w:t>
+          <w:u w:val="single"/>
+        </w:rPr>
+        <w:t>{el_automoviles|4}</w:t>
+      </w:r>
+      <w:r>
+        <w:rPr>
+          <w:rFonts w:ascii="Arial" w:hAnsi="Arial" w:cs="Arial"/>
+        </w:rPr>
+        <w:t xml:space="preserve"> Automóviles</w:t>
       </w:r>
     </w:p>
     <w:p>
@@ -824,8 +831,15 @@
       <w:r>
         <w:rPr>
           <w:rFonts w:ascii="Arial" w:hAnsi="Arial" w:cs="Arial"/>
-        </w:rPr>
-        <w:t>{el_automoviles_escena} Automóviles en escena</w:t>
+          <w:u w:val="single"/>
+        </w:rPr>
+        <w:t>{el_automoviles_escena|4}</w:t>
+      </w:r>
+      <w:r>
+        <w:rPr>
+          <w:rFonts w:ascii="Arial" w:hAnsi="Arial" w:cs="Arial"/>
+        </w:rPr>
+        <w:t xml:space="preserve"> Automóviles en escena</w:t>
       </w:r>
     </w:p>
     <w:p>
@@ -838,8 +852,15 @@
       <w:r>
         <w:rPr>
           <w:rFonts w:ascii="Arial" w:hAnsi="Arial" w:cs="Arial"/>
-        </w:rPr>
-        <w:t>{el_vanes} Vanes</w:t>
+          <w:u w:val="single"/>
+        </w:rPr>
+        <w:t>{el_vanes|4}</w:t>
+      </w:r>
+      <w:r>
+        <w:rPr>
+          <w:rFonts w:ascii="Arial" w:hAnsi="Arial" w:cs="Arial"/>
+        </w:rPr>
+        <w:t xml:space="preserve"> Vanes</w:t>
       </w:r>
     </w:p>
     <w:p>
@@ -852,8 +873,15 @@
       <w:r>
         <w:rPr>
           <w:rFonts w:ascii="Arial" w:hAnsi="Arial" w:cs="Arial"/>
-        </w:rPr>
-        <w:t>{el_buses} Buses</w:t>
+          <w:u w:val="single"/>
+        </w:rPr>
+        <w:t>{el_buses|4}</w:t>
+      </w:r>
+      <w:r>
+        <w:rPr>
+          <w:rFonts w:ascii="Arial" w:hAnsi="Arial" w:cs="Arial"/>
+        </w:rPr>
+        <w:t xml:space="preserve"> Buses</w:t>
       </w:r>
     </w:p>
     <w:p>
@@ -866,8 +894,15 @@
       <w:r>
         <w:rPr>
           <w:rFonts w:ascii="Arial" w:hAnsi="Arial" w:cs="Arial"/>
-        </w:rPr>
-        <w:t>{el_camiones} Camiones</w:t>
+          <w:u w:val="single"/>
+        </w:rPr>
+        <w:t>{el_camiones|4}</w:t>
+      </w:r>
+      <w:r>
+        <w:rPr>
+          <w:rFonts w:ascii="Arial" w:hAnsi="Arial" w:cs="Arial"/>
+        </w:rPr>
+        <w:t xml:space="preserve"> Camiones</w:t>
       </w:r>
     </w:p>
     <w:p>
@@ -880,8 +915,15 @@
       <w:r>
         <w:rPr>
           <w:rFonts w:ascii="Arial" w:hAnsi="Arial" w:cs="Arial"/>
-        </w:rPr>
-        <w:t>{el_plantas} Plantas Eléctricas</w:t>
+          <w:u w:val="single"/>
+        </w:rPr>
+        <w:t>{el_plantas|4}</w:t>
+      </w:r>
+      <w:r>
+        <w:rPr>
+          <w:rFonts w:ascii="Arial" w:hAnsi="Arial" w:cs="Arial"/>
+        </w:rPr>
+        <w:t xml:space="preserve"> Plantas Eléctricas</w:t>
       </w:r>
     </w:p>
     <w:p>
@@ -894,8 +936,15 @@
       <w:r>
         <w:rPr>
           <w:rFonts w:ascii="Arial" w:hAnsi="Arial" w:cs="Arial"/>
-        </w:rPr>
-        <w:t>{el_trailers} Tráileres o motor home</w:t>
+          <w:u w:val="single"/>
+        </w:rPr>
+        <w:t>{el_trailers|4}</w:t>
+      </w:r>
+      <w:r>
+        <w:rPr>
+          <w:rFonts w:ascii="Arial" w:hAnsi="Arial" w:cs="Arial"/>
+        </w:rPr>
+        <w:t xml:space="preserve"> Tráileres o motor home</w:t>
       </w:r>
     </w:p>
     <w:p>
@@ -908,8 +957,15 @@
       <w:r>
         <w:rPr>
           <w:rFonts w:ascii="Arial" w:hAnsi="Arial" w:cs="Arial"/>
-        </w:rPr>
-        <w:t>{el_moviles} Móviles</w:t>
+          <w:u w:val="single"/>
+        </w:rPr>
+        <w:t>{el_moviles|4}</w:t>
+      </w:r>
+      <w:r>
+        <w:rPr>
+          <w:rFonts w:ascii="Arial" w:hAnsi="Arial" w:cs="Arial"/>
+        </w:rPr>
+        <w:t xml:space="preserve"> Móviles</w:t>
       </w:r>
     </w:p>
     <w:p>
@@ -922,8 +978,15 @@
       <w:r>
         <w:rPr>
           <w:rFonts w:ascii="Arial" w:hAnsi="Arial" w:cs="Arial"/>
-        </w:rPr>
-        <w:t xml:space="preserve">{el_camabajas} </w:t>
+          <w:u w:val="single"/>
+        </w:rPr>
+        <w:t>{el_camabajas|4}</w:t>
+      </w:r>
+      <w:r>
+        <w:rPr>
+          <w:rFonts w:ascii="Arial" w:hAnsi="Arial" w:cs="Arial"/>
+        </w:rPr>
+        <w:t xml:space="preserve"> </w:t>
       </w:r>
       <w:proofErr w:type="spellStart"/>
       <w:r>
@@ -944,8 +1007,15 @@
       <w:r>
         <w:rPr>
           <w:rFonts w:ascii="Arial" w:hAnsi="Arial" w:cs="Arial"/>
-        </w:rPr>
-        <w:t>{el_carrotanques} Carrotanques</w:t>
+          <w:u w:val="single"/>
+        </w:rPr>
+        <w:t>{el_carrotanques|4}</w:t>
+      </w:r>
+      <w:r>
+        <w:rPr>
+          <w:rFonts w:ascii="Arial" w:hAnsi="Arial" w:cs="Arial"/>
+        </w:rPr>
+        <w:t xml:space="preserve"> Carrotanques</w:t>
       </w:r>
     </w:p>
     <w:p>
@@ -958,8 +1028,15 @@
       <w:r>
         <w:rPr>
           <w:rFonts w:ascii="Arial" w:hAnsi="Arial" w:cs="Arial"/>
-        </w:rPr>
-        <w:t>{el_maquinaria} Maquinaria amarilla o azul</w:t>
+          <w:u w:val="single"/>
+        </w:rPr>
+        <w:t>{el_maquinaria|4}</w:t>
+      </w:r>
+      <w:r>
+        <w:rPr>
+          <w:rFonts w:ascii="Arial" w:hAnsi="Arial" w:cs="Arial"/>
+        </w:rPr>
+        <w:t xml:space="preserve"> Maquinaria amarilla o azul</w:t>
       </w:r>
     </w:p>
     <w:p>
@@ -972,8 +1049,15 @@
       <w:r>
         <w:rPr>
           <w:rFonts w:ascii="Arial" w:hAnsi="Arial" w:cs="Arial"/>
-        </w:rPr>
-        <w:t>{el_motos} Motos</w:t>
+          <w:u w:val="single"/>
+        </w:rPr>
+        <w:t>{el_motos|4}</w:t>
+      </w:r>
+      <w:r>
+        <w:rPr>
+          <w:rFonts w:ascii="Arial" w:hAnsi="Arial" w:cs="Arial"/>
+        </w:rPr>
+        <w:t xml:space="preserve"> Motos</w:t>
       </w:r>
     </w:p>
     <w:p>
@@ -986,8 +1070,15 @@
       <w:r>
         <w:rPr>
           <w:rFonts w:ascii="Arial" w:hAnsi="Arial" w:cs="Arial"/>
-        </w:rPr>
-        <w:t>{el_gruas} Grúas</w:t>
+          <w:u w:val="single"/>
+        </w:rPr>
+        <w:t>{el_gruas|4}</w:t>
+      </w:r>
+      <w:r>
+        <w:rPr>
+          <w:rFonts w:ascii="Arial" w:hAnsi="Arial" w:cs="Arial"/>
+        </w:rPr>
+        <w:t xml:space="preserve"> Grúas</w:t>
       </w:r>
     </w:p>
     <w:p>
@@ -1000,8 +1091,15 @@
       <w:r>
         <w:rPr>
           <w:rFonts w:ascii="Arial" w:hAnsi="Arial" w:cs="Arial"/>
-        </w:rPr>
-        <w:t>{el_brazos} Brazos</w:t>
+          <w:u w:val="single"/>
+        </w:rPr>
+        <w:t>{el_brazos|4}</w:t>
+      </w:r>
+      <w:r>
+        <w:rPr>
+          <w:rFonts w:ascii="Arial" w:hAnsi="Arial" w:cs="Arial"/>
+        </w:rPr>
+        <w:t xml:space="preserve"> Brazos</w:t>
       </w:r>
     </w:p>
     <w:p>
@@ -1014,8 +1112,15 @@
       <w:r>
         <w:rPr>
           <w:rFonts w:ascii="Arial" w:hAnsi="Arial" w:cs="Arial"/>
-        </w:rPr>
-        <w:t>{el_dolly} Dolly</w:t>
+          <w:u w:val="single"/>
+        </w:rPr>
+        <w:t>{el_dolly|4}</w:t>
+      </w:r>
+      <w:r>
+        <w:rPr>
+          <w:rFonts w:ascii="Arial" w:hAnsi="Arial" w:cs="Arial"/>
+        </w:rPr>
+        <w:t xml:space="preserve"> Dolly</w:t>
       </w:r>
     </w:p>
     <w:p>
@@ -1028,8 +1133,15 @@
       <w:r>
         <w:rPr>
           <w:rFonts w:ascii="Arial" w:hAnsi="Arial" w:cs="Arial"/>
-        </w:rPr>
-        <w:t>{el_tripodes} Trípodes</w:t>
+          <w:u w:val="single"/>
+        </w:rPr>
+        <w:t>{el_tripodes|4}</w:t>
+      </w:r>
+      <w:r>
+        <w:rPr>
+          <w:rFonts w:ascii="Arial" w:hAnsi="Arial" w:cs="Arial"/>
+        </w:rPr>
+        <w:t xml:space="preserve"> Trípodes</w:t>
       </w:r>
     </w:p>
     <w:p>
@@ -1042,8 +1154,15 @@
       <w:r>
         <w:rPr>
           <w:rFonts w:ascii="Arial" w:hAnsi="Arial" w:cs="Arial"/>
-        </w:rPr>
-        <w:t xml:space="preserve">{el_luminotecnia} Luminotecnia y </w:t>
+          <w:u w:val="single"/>
+        </w:rPr>
+        <w:t>{el_luminotecnia|4}</w:t>
+      </w:r>
+      <w:r>
+        <w:rPr>
+          <w:rFonts w:ascii="Arial" w:hAnsi="Arial" w:cs="Arial"/>
+        </w:rPr>
+        <w:t xml:space="preserve"> Luminotecnia y </w:t>
       </w:r>
       <w:proofErr w:type="spellStart"/>
       <w:r>
@@ -1064,8 +1183,15 @@
       <w:r>
         <w:rPr>
           <w:rFonts w:ascii="Arial" w:hAnsi="Arial" w:cs="Arial"/>
-        </w:rPr>
-        <w:t>{el_andamios} Andamios</w:t>
+          <w:u w:val="single"/>
+        </w:rPr>
+        <w:t>{el_andamios|4}</w:t>
+      </w:r>
+      <w:r>
+        <w:rPr>
+          <w:rFonts w:ascii="Arial" w:hAnsi="Arial" w:cs="Arial"/>
+        </w:rPr>
+        <w:t xml:space="preserve"> Andamios</w:t>
       </w:r>
     </w:p>
     <w:p>
@@ -1078,8 +1204,15 @@
       <w:r>
         <w:rPr>
           <w:rFonts w:ascii="Arial" w:hAnsi="Arial" w:cs="Arial"/>
-        </w:rPr>
-        <w:t>{el_carpas} Carpas</w:t>
+          <w:u w:val="single"/>
+        </w:rPr>
+        <w:t>{el_carpas|4}</w:t>
+      </w:r>
+      <w:r>
+        <w:rPr>
+          <w:rFonts w:ascii="Arial" w:hAnsi="Arial" w:cs="Arial"/>
+        </w:rPr>
+        <w:t xml:space="preserve"> Carpas</w:t>
       </w:r>
     </w:p>
     <w:p>
@@ -1092,8 +1225,15 @@
       <w:r>
         <w:rPr>
           <w:rFonts w:ascii="Arial" w:hAnsi="Arial" w:cs="Arial"/>
-        </w:rPr>
-        <w:t>{el_banos} Baños portátiles</w:t>
+          <w:u w:val="single"/>
+        </w:rPr>
+        <w:t>{el_banos|4}</w:t>
+      </w:r>
+      <w:r>
+        <w:rPr>
+          <w:rFonts w:ascii="Arial" w:hAnsi="Arial" w:cs="Arial"/>
+        </w:rPr>
+        <w:t xml:space="preserve"> Baños portátiles</w:t>
       </w:r>
     </w:p>
     <w:p>
@@ -1106,8 +1246,15 @@
       <w:r>
         <w:rPr>
           <w:rFonts w:ascii="Arial" w:hAnsi="Arial" w:cs="Arial"/>
-        </w:rPr>
-        <w:t>{el_escenografia} Elementos de escenografía (agregue descripción) {escenografia_desc}</w:t>
+          <w:u w:val="single"/>
+        </w:rPr>
+        <w:t>{el_escenografia|4}</w:t>
+      </w:r>
+      <w:r>
+        <w:rPr>
+          <w:rFonts w:ascii="Arial" w:hAnsi="Arial" w:cs="Arial"/>
+        </w:rPr>
+        <w:t xml:space="preserve"> Elementos de escenografía (agregue descripción) {escenografia_desc}</w:t>
       </w:r>
     </w:p>
     <w:p>
@@ -1135,7 +1282,14 @@
         <w:rPr>
           <w:rFonts w:ascii="Arial" w:hAnsi="Arial" w:cs="Arial"/>
         </w:rPr>
-        <w:t xml:space="preserve"> ¿cuál? {otros_elementos}</w:t>
+        <w:t xml:space="preserve"> ¿cuál? </w:t>
+      </w:r>
+      <w:r>
+        <w:rPr>
+          <w:rFonts w:ascii="Arial" w:hAnsi="Arial" w:cs="Arial"/>
+          <w:u w:val="single"/>
+        </w:rPr>
+        <w:t>{otros_elementos|56}</w:t>
       </w:r>
     </w:p>
     <w:p>
